--- a/Docs/한국투자증권 APP key 정보.docx
+++ b/Docs/한국투자증권 APP key 정보.docx
@@ -35,170 +35,46 @@
           <w:p>
             <w:pPr>
               <w:rPr>
+                <w:b/>
+              </w:rPr>
+            </w:pPr>
+          </w:p>
+        </w:tc>
+        <w:tc>
+          <w:tcPr>
+            <w:tcW w:w="2854" w:type="dxa"/>
+          </w:tcPr>
+          <w:p>
+            <w:pPr>
+              <w:rPr>
+                <w:b/>
+              </w:rPr>
+            </w:pPr>
+            <w:r>
+              <w:rPr>
                 <w:rFonts w:hint="eastAsia"/>
                 <w:b/>
               </w:rPr>
+              <w:t>실제계좌</w:t>
+            </w:r>
+          </w:p>
+        </w:tc>
+        <w:tc>
+          <w:tcPr>
+            <w:tcW w:w="4466" w:type="dxa"/>
+          </w:tcPr>
+          <w:p>
+            <w:pPr>
+              <w:rPr>
+                <w:b/>
+              </w:rPr>
             </w:pPr>
-          </w:p>
-        </w:tc>
-        <w:tc>
-          <w:tcPr>
-            <w:tcW w:w="2854" w:type="dxa"/>
-          </w:tcPr>
-          <w:p>
-            <w:pPr>
+            <w:r>
               <w:rPr>
                 <w:rFonts w:hint="eastAsia"/>
                 <w:b/>
               </w:rPr>
-            </w:pPr>
-            <w:r>
-              <w:rPr>
-                <w:rFonts w:hint="eastAsia"/>
-                <w:b/>
-              </w:rPr>
-              <w:t>실제계좌</w:t>
-            </w:r>
-          </w:p>
-        </w:tc>
-        <w:tc>
-          <w:tcPr>
-            <w:tcW w:w="4466" w:type="dxa"/>
-          </w:tcPr>
-          <w:p>
-            <w:pPr>
-              <w:rPr>
-                <w:rFonts w:hint="eastAsia"/>
-                <w:b/>
-              </w:rPr>
-            </w:pPr>
-            <w:r>
-              <w:rPr>
-                <w:rFonts w:hint="eastAsia"/>
-                <w:b/>
-              </w:rPr>
               <w:t>모의투자계좌</w:t>
-            </w:r>
-          </w:p>
-        </w:tc>
-      </w:tr>
-      <w:tr>
-        <w:tc>
-          <w:tcPr>
-            <w:tcW w:w="2268" w:type="dxa"/>
-          </w:tcPr>
-          <w:p>
-            <w:pPr>
-              <w:pStyle w:val="a3"/>
-              <w:numPr>
-                <w:ilvl w:val="0"/>
-                <w:numId w:val="1"/>
-              </w:numPr>
-              <w:ind w:leftChars="0"/>
-              <w:rPr>
-                <w:rFonts w:hint="eastAsia"/>
-              </w:rPr>
-            </w:pPr>
-            <w:r>
-              <w:rPr>
-                <w:rFonts w:hint="eastAsia"/>
-              </w:rPr>
-              <w:t>계좌번호</w:t>
-            </w:r>
-          </w:p>
-        </w:tc>
-        <w:tc>
-          <w:tcPr>
-            <w:tcW w:w="2854" w:type="dxa"/>
-          </w:tcPr>
-          <w:p>
-            <w:pPr>
-              <w:rPr>
-                <w:rFonts w:hint="eastAsia"/>
-              </w:rPr>
-            </w:pPr>
-            <w:r>
-              <w:rPr>
-                <w:rFonts w:hint="eastAsia"/>
-              </w:rPr>
-              <w:t>6</w:t>
-            </w:r>
-            <w:r>
-              <w:t>4282746</w:t>
-            </w:r>
-          </w:p>
-        </w:tc>
-        <w:tc>
-          <w:tcPr>
-            <w:tcW w:w="4466" w:type="dxa"/>
-          </w:tcPr>
-          <w:p>
-            <w:pPr>
-              <w:rPr>
-                <w:rFonts w:hint="eastAsia"/>
-              </w:rPr>
-            </w:pPr>
-            <w:r>
-              <w:rPr>
-                <w:rFonts w:hint="eastAsia"/>
-              </w:rPr>
-              <w:t>5</w:t>
-            </w:r>
-            <w:r>
-              <w:t>0180851</w:t>
-            </w:r>
-          </w:p>
-        </w:tc>
-      </w:tr>
-      <w:tr>
-        <w:tc>
-          <w:tcPr>
-            <w:tcW w:w="2268" w:type="dxa"/>
-          </w:tcPr>
-          <w:p>
-            <w:pPr>
-              <w:pStyle w:val="a3"/>
-              <w:numPr>
-                <w:ilvl w:val="0"/>
-                <w:numId w:val="1"/>
-              </w:numPr>
-              <w:ind w:leftChars="0"/>
-              <w:rPr>
-                <w:rFonts w:hint="eastAsia"/>
-              </w:rPr>
-            </w:pPr>
-            <w:r>
-              <w:t>App Key</w:t>
-            </w:r>
-          </w:p>
-        </w:tc>
-        <w:tc>
-          <w:tcPr>
-            <w:tcW w:w="2854" w:type="dxa"/>
-          </w:tcPr>
-          <w:p>
-            <w:pPr>
-              <w:rPr>
-                <w:rFonts w:hint="eastAsia"/>
-              </w:rPr>
-            </w:pPr>
-            <w:r>
-              <w:t>PSYyUAqUlL0SnuifFlrrxVrPjAG11fOsbmn2</w:t>
-            </w:r>
-          </w:p>
-        </w:tc>
-        <w:tc>
-          <w:tcPr>
-            <w:tcW w:w="4466" w:type="dxa"/>
-          </w:tcPr>
-          <w:p>
-            <w:pPr>
-              <w:rPr>
-                <w:rFonts w:hint="eastAsia"/>
-              </w:rPr>
-            </w:pPr>
-            <w:r>
-              <w:t>PSSJeIPQTg3CpcoYhZ4k7kOVT3z3StHDj6Up</w:t>
             </w:r>
           </w:p>
         </w:tc>
@@ -221,18 +97,153 @@
               <w:rPr>
                 <w:rFonts w:hint="eastAsia"/>
               </w:rPr>
+              <w:t>계좌번호</w:t>
+            </w:r>
+          </w:p>
+        </w:tc>
+        <w:tc>
+          <w:tcPr>
+            <w:tcW w:w="2854" w:type="dxa"/>
+          </w:tcPr>
+          <w:p>
+            <w:r>
+              <w:rPr>
+                <w:rFonts w:hint="eastAsia"/>
+              </w:rPr>
+              <w:t>6</w:t>
+            </w:r>
+            <w:r>
+              <w:t>4282746</w:t>
+            </w:r>
+          </w:p>
+        </w:tc>
+        <w:tc>
+          <w:tcPr>
+            <w:tcW w:w="4466" w:type="dxa"/>
+          </w:tcPr>
+          <w:p>
+            <w:r>
+              <w:rPr>
+                <w:rFonts w:hint="eastAsia"/>
+              </w:rPr>
+              <w:t>5</w:t>
+            </w:r>
+            <w:r>
+              <w:t>0180851</w:t>
+            </w:r>
+          </w:p>
+        </w:tc>
+      </w:tr>
+      <w:tr>
+        <w:tc>
+          <w:tcPr>
+            <w:tcW w:w="2268" w:type="dxa"/>
+          </w:tcPr>
+          <w:p>
+            <w:pPr>
+              <w:pStyle w:val="a3"/>
+              <w:numPr>
+                <w:ilvl w:val="0"/>
+                <w:numId w:val="1"/>
+              </w:numPr>
+              <w:ind w:leftChars="0"/>
+            </w:pPr>
+            <w:r>
+              <w:t>App Key</w:t>
+            </w:r>
+          </w:p>
+        </w:tc>
+        <w:tc>
+          <w:tcPr>
+            <w:tcW w:w="2854" w:type="dxa"/>
+          </w:tcPr>
+          <w:p>
+            <w:r>
+              <w:t>PSYyUAqUlL0SnuifFlrrxVrPjAG11fOsbmn2</w:t>
+            </w:r>
+          </w:p>
+        </w:tc>
+        <w:tc>
+          <w:tcPr>
+            <w:tcW w:w="4466" w:type="dxa"/>
+          </w:tcPr>
+          <w:p>
+            <w:r>
+              <w:t>PSSJeIPQTg3CpcoYhZ4k7kOVT3z3StHDj6Up</w:t>
+            </w:r>
+          </w:p>
+        </w:tc>
+      </w:tr>
+      <w:tr>
+        <w:tc>
+          <w:tcPr>
+            <w:tcW w:w="2268" w:type="dxa"/>
+          </w:tcPr>
+          <w:p>
+            <w:pPr>
+              <w:pStyle w:val="a3"/>
+              <w:numPr>
+                <w:ilvl w:val="0"/>
+                <w:numId w:val="1"/>
+              </w:numPr>
+              <w:ind w:leftChars="0"/>
+            </w:pPr>
+            <w:r>
+              <w:rPr>
+                <w:rFonts w:hint="eastAsia"/>
+              </w:rPr>
               <w:t>A</w:t>
             </w:r>
             <w:r>
               <w:t>pp Secret</w:t>
             </w:r>
           </w:p>
+          <w:p/>
+        </w:tc>
+        <w:tc>
+          <w:tcPr>
+            <w:tcW w:w="2854" w:type="dxa"/>
+          </w:tcPr>
+          <w:p>
+            <w:r>
+              <w:t>HjMieXtfwT15YwlDyDUWwP9muxnFMt1J2lLOvNZGBXMcMAOfZPLzgR2FyGkoYyIAhW4w9H7ykERGuhq3+wOHziFO1Xl+gJTfvRpxONrhr2dx0Rq2DVLAlSZfBm7LJJGSIGFmFn1it9Sy4ek/6Q5PEryNCNFOffmk954qmZ5b3ZREYeyocb4=</w:t>
+            </w:r>
+          </w:p>
+        </w:tc>
+        <w:tc>
+          <w:tcPr>
+            <w:tcW w:w="4466" w:type="dxa"/>
+          </w:tcPr>
+          <w:p>
+            <w:r>
+              <w:t>AzEdPbWKf04cBWti/qMvs4MrfofTmed9S9i8FH8tx2w+KzlsWqIxU2fM1cExEhqi2UjCBY5Z7u4bbyGIcntD835j4XFxAx+EW7gpLDWNGnLyF3VBwtQSmzfolZvw4m7RjiFBrryiA6irgATLRnCsIjDUqvVuDbBbykd4gJt+Yblp0iunOwA=</w:t>
+            </w:r>
+          </w:p>
+        </w:tc>
+      </w:tr>
+      <w:tr>
+        <w:tc>
+          <w:tcPr>
+            <w:tcW w:w="2268" w:type="dxa"/>
+          </w:tcPr>
           <w:p>
             <w:pPr>
+              <w:pStyle w:val="a3"/>
+              <w:numPr>
+                <w:ilvl w:val="0"/>
+                <w:numId w:val="1"/>
+              </w:numPr>
+              <w:ind w:leftChars="0"/>
               <w:rPr>
                 <w:rFonts w:hint="eastAsia"/>
               </w:rPr>
             </w:pPr>
+            <w:r>
+              <w:rPr>
+                <w:rFonts w:hint="eastAsia"/>
+              </w:rPr>
+              <w:t>상품코드</w:t>
+            </w:r>
           </w:p>
         </w:tc>
         <w:tc>
@@ -240,13 +251,14 @@
             <w:tcW w:w="2854" w:type="dxa"/>
           </w:tcPr>
           <w:p>
-            <w:pPr>
+            <w:r>
               <w:rPr>
                 <w:rFonts w:hint="eastAsia"/>
               </w:rPr>
-            </w:pPr>
-            <w:r>
-              <w:t>HjMieXtfwT15YwlDyDUWwP9muxnFMt1J2lLOvNZGBXMcMAOfZPLzgR2FyGkoYyIAhW4w9H7ykERGuhq3+wOHziFO1Xl+gJTfvRpxONrhr2dx0Rq2DVLAlSZfBm7LJJGSIGFmFn1it9Sy4ek/6Q5PEryNCNFOffmk954qmZ5b3ZREYeyocb4=</w:t>
+              <w:t>0</w:t>
+            </w:r>
+            <w:r>
+              <w:t>1</w:t>
             </w:r>
           </w:p>
         </w:tc>
@@ -255,14 +267,17 @@
             <w:tcW w:w="4466" w:type="dxa"/>
           </w:tcPr>
           <w:p>
-            <w:pPr>
+            <w:r>
               <w:rPr>
                 <w:rFonts w:hint="eastAsia"/>
               </w:rPr>
-            </w:pPr>
-            <w:r>
-              <w:t>AzEdPbWKf04cBWti/qMvs4MrfofTmed9S9i8FH8tx2w+KzlsWqIxU2fM1cExEhqi2UjCBY5Z7u4bbyGIcntD835j4XFxAx+EW7gpLDWNGnLyF3VBwtQSmzfolZvw4m7RjiFBrryiA6irgATLRnCsIjDUqvVuDbBbykd4gJt+Yblp0iunOwA=</w:t>
-            </w:r>
+              <w:t>0</w:t>
+            </w:r>
+            <w:r>
+              <w:t>1</w:t>
+            </w:r>
+            <w:bookmarkStart w:id="0" w:name="_GoBack"/>
+            <w:bookmarkEnd w:id="0"/>
           </w:p>
         </w:tc>
       </w:tr>
@@ -270,15 +285,9 @@
     <w:p>
       <w:pPr>
         <w:ind w:left="400"/>
-        <w:rPr>
-          <w:rFonts w:hint="eastAsia"/>
-        </w:rPr>
       </w:pPr>
     </w:p>
-    <w:p>
-      <w:bookmarkStart w:id="0" w:name="_GoBack"/>
-      <w:bookmarkEnd w:id="0"/>
-    </w:p>
+    <w:p/>
     <w:sectPr>
       <w:pgSz w:w="11906" w:h="16838"/>
       <w:pgMar w:top="1701" w:right="1440" w:bottom="1440" w:left="1440" w:header="851" w:footer="992" w:gutter="0"/>
